--- a/downloads/handouts/Unit 07/Handout 07.12 - Portfolio Checklist and Year Reflection.docx
+++ b/downloads/handouts/Unit 07/Handout 07.12 - Portfolio Checklist and Year Reflection.docx
@@ -1213,7 +1213,7 @@
         <w:rPr>
           <w:b/>
         </w:rPr>
-        <w:t xml:space="preserve">You may write this in Turkish, Portuguese, or Spanish if that is easier.</w:t>
+        <w:t xml:space="preserve">You may write this in Spanish if that is easier.</w:t>
       </w:r>
       <w:r>
         <w:t xml:space="preserve"> </w:t>
@@ -1241,18 +1241,27 @@
       </w:r>
     </w:p>
     <w:p>
-      <w:r>
-        <w:br w:type="page"/>
-      </w:r>
-    </w:p>
-    <w:p>
-      <w:r>
-        <w:br w:type="page"/>
-      </w:r>
-    </w:p>
-    <w:p>
-      <w:r>
-        <w:br w:type="page"/>
+      <w:pPr>
+        <w:pStyle w:val="BodyText"/>
+      </w:pPr>
+      <w:r>
+        <w:t xml:space="preserve">____________________________________________________________________</w:t>
+      </w:r>
+    </w:p>
+    <w:p>
+      <w:pPr>
+        <w:pStyle w:val="BodyText"/>
+      </w:pPr>
+      <w:r>
+        <w:t xml:space="preserve">____________________________________________________________________</w:t>
+      </w:r>
+    </w:p>
+    <w:p>
+      <w:pPr>
+        <w:pStyle w:val="BodyText"/>
+      </w:pPr>
+      <w:r>
+        <w:t xml:space="preserve">____________________________________________________________________</w:t>
       </w:r>
     </w:p>
     <w:p>
@@ -1291,18 +1300,27 @@
       </w:r>
     </w:p>
     <w:p>
-      <w:r>
-        <w:br w:type="page"/>
-      </w:r>
-    </w:p>
-    <w:p>
-      <w:r>
-        <w:br w:type="page"/>
-      </w:r>
-    </w:p>
-    <w:p>
-      <w:r>
-        <w:br w:type="page"/>
+      <w:pPr>
+        <w:pStyle w:val="BodyText"/>
+      </w:pPr>
+      <w:r>
+        <w:t xml:space="preserve">____________________________________________________________________</w:t>
+      </w:r>
+    </w:p>
+    <w:p>
+      <w:pPr>
+        <w:pStyle w:val="BodyText"/>
+      </w:pPr>
+      <w:r>
+        <w:t xml:space="preserve">____________________________________________________________________</w:t>
+      </w:r>
+    </w:p>
+    <w:p>
+      <w:pPr>
+        <w:pStyle w:val="BodyText"/>
+      </w:pPr>
+      <w:r>
+        <w:t xml:space="preserve">____________________________________________________________________</w:t>
       </w:r>
     </w:p>
     <w:p>
@@ -1339,18 +1357,27 @@
       </w:r>
     </w:p>
     <w:p>
-      <w:r>
-        <w:br w:type="page"/>
-      </w:r>
-    </w:p>
-    <w:p>
-      <w:r>
-        <w:br w:type="page"/>
-      </w:r>
-    </w:p>
-    <w:p>
-      <w:r>
-        <w:br w:type="page"/>
+      <w:pPr>
+        <w:pStyle w:val="BodyText"/>
+      </w:pPr>
+      <w:r>
+        <w:t xml:space="preserve">____________________________________________________________________</w:t>
+      </w:r>
+    </w:p>
+    <w:p>
+      <w:pPr>
+        <w:pStyle w:val="BodyText"/>
+      </w:pPr>
+      <w:r>
+        <w:t xml:space="preserve">____________________________________________________________________</w:t>
+      </w:r>
+    </w:p>
+    <w:p>
+      <w:pPr>
+        <w:pStyle w:val="BodyText"/>
+      </w:pPr>
+      <w:r>
+        <w:t xml:space="preserve">____________________________________________________________________</w:t>
       </w:r>
     </w:p>
     <w:p>
@@ -1421,8 +1448,11 @@
       </w:r>
     </w:p>
     <w:p>
-      <w:r>
-        <w:br w:type="page"/>
+      <w:pPr>
+        <w:pStyle w:val="BodyText"/>
+      </w:pPr>
+      <w:r>
+        <w:t xml:space="preserve">____________________________________________________________________</w:t>
       </w:r>
     </w:p>
     <w:p>
@@ -1453,8 +1483,11 @@
       </w:r>
     </w:p>
     <w:p>
-      <w:r>
-        <w:br w:type="page"/>
+      <w:pPr>
+        <w:pStyle w:val="BodyText"/>
+      </w:pPr>
+      <w:r>
+        <w:t xml:space="preserve">____________________________________________________________________</w:t>
       </w:r>
     </w:p>
     <w:p>
@@ -1510,8 +1543,11 @@
       </w:r>
     </w:p>
     <w:p>
-      <w:r>
-        <w:br w:type="page"/>
+      <w:pPr>
+        <w:pStyle w:val="BodyText"/>
+      </w:pPr>
+      <w:r>
+        <w:t xml:space="preserve">____________________________________________________________________</w:t>
       </w:r>
     </w:p>
     <w:p>
@@ -1526,17 +1562,20 @@
       </w:r>
     </w:p>
     <w:p>
-      <w:r>
-        <w:br w:type="page"/>
+      <w:pPr>
+        <w:pStyle w:val="BodyText"/>
+      </w:pPr>
+      <w:r>
+        <w:t xml:space="preserve">____________________________________________________________________</w:t>
       </w:r>
     </w:p>
     <w:p>
       <w:pPr>
         <w:pStyle w:val="Heading2"/>
       </w:pPr>
-      <w:bookmarkStart w:id="33" w:name="sentence-starters-four-languages"/>
-      <w:r>
-        <w:t xml:space="preserve">Sentence starters, four languages</w:t>
+      <w:bookmarkStart w:id="33" w:name="sentence-starters-english-and-spanish"/>
+      <w:r>
+        <w:t xml:space="preserve">Sentence starters, English and Spanish</w:t>
       </w:r>
       <w:bookmarkEnd w:id="33"/>
     </w:p>
@@ -1547,10 +1586,8 @@
         <w:tblLook w:firstRow="1"/>
       </w:tblPr>
       <w:tblGrid>
-        <w:gridCol w:w="1980"/>
-        <w:gridCol w:w="1980"/>
-        <w:gridCol w:w="1980"/>
-        <w:gridCol w:w="1980"/>
+        <w:gridCol w:w="3960"/>
+        <w:gridCol w:w="3960"/>
       </w:tblGrid>
       <w:tr>
         <w:trPr>
@@ -1586,40 +1623,6 @@
               <w:jc w:val="left"/>
             </w:pPr>
             <w:r>
-              <w:t xml:space="preserve">Turkish</w:t>
-            </w:r>
-          </w:p>
-        </w:tc>
-        <w:tc>
-          <w:tcPr>
-            <w:tcBorders>
-              <w:bottom w:val="single"/>
-            </w:tcBorders>
-            <w:vAlign w:val="bottom"/>
-          </w:tcPr>
-          <w:p>
-            <w:pPr>
-              <w:pStyle w:val="Compact"/>
-              <w:jc w:val="left"/>
-            </w:pPr>
-            <w:r>
-              <w:t xml:space="preserve">Portuguese</w:t>
-            </w:r>
-          </w:p>
-        </w:tc>
-        <w:tc>
-          <w:tcPr>
-            <w:tcBorders>
-              <w:bottom w:val="single"/>
-            </w:tcBorders>
-            <w:vAlign w:val="bottom"/>
-          </w:tcPr>
-          <w:p>
-            <w:pPr>
-              <w:pStyle w:val="Compact"/>
-              <w:jc w:val="left"/>
-            </w:pPr>
-            <w:r>
               <w:t xml:space="preserve">Spanish</w:t>
             </w:r>
           </w:p>
@@ -1664,18 +1667,7 @@
               <w:jc w:val="left"/>
             </w:pPr>
             <w:r>
-              <w:t xml:space="preserve">Eylül ayında ___ yapamıyordum. Şimdi ___ yapabiliyorum.</w:t>
-            </w:r>
-          </w:p>
-        </w:tc>
-        <w:tc>
-          <w:p>
-            <w:pPr>
-              <w:pStyle w:val="Compact"/>
-              <w:jc w:val="left"/>
-            </w:pPr>
-            <w:r>
-              <w:t xml:space="preserve">Em setembro eu não conseguia</w:t>
+              <w:t xml:space="preserve">En septiembre no podía</w:t>
             </w:r>
             <w:r>
               <w:t xml:space="preserve"> </w:t>
@@ -1685,7 +1677,7 @@
                 <w:i/>
                 <w:b/>
               </w:rPr>
-              <w:t xml:space="preserve">. Agora eu consigo</w:t>
+              <w:t xml:space="preserve">. Ahora puedo</w:t>
             </w:r>
             <w:r>
               <w:rPr>
@@ -1699,14 +1691,112 @@
             </w:r>
           </w:p>
         </w:tc>
-        <w:tc>
-          <w:p>
-            <w:pPr>
-              <w:pStyle w:val="Compact"/>
-              <w:jc w:val="left"/>
-            </w:pPr>
-            <w:r>
-              <w:t xml:space="preserve">En septiembre no podía</w:t>
+      </w:tr>
+      <w:tr>
+        <w:tc>
+          <w:p>
+            <w:pPr>
+              <w:pStyle w:val="Compact"/>
+              <w:jc w:val="left"/>
+            </w:pPr>
+            <w:r>
+              <w:t xml:space="preserve">The proof is ___ in my folder.</w:t>
+            </w:r>
+          </w:p>
+        </w:tc>
+        <w:tc>
+          <w:p>
+            <w:pPr>
+              <w:pStyle w:val="Compact"/>
+              <w:jc w:val="left"/>
+            </w:pPr>
+            <w:r>
+              <w:t xml:space="preserve">La prueba es ___ en mi carpeta.</w:t>
+            </w:r>
+          </w:p>
+        </w:tc>
+      </w:tr>
+      <w:tr>
+        <w:tc>
+          <w:p>
+            <w:pPr>
+              <w:pStyle w:val="Compact"/>
+              <w:jc w:val="left"/>
+            </w:pPr>
+            <w:r>
+              <w:t xml:space="preserve">The hardest thing was ___ because ___.</w:t>
+            </w:r>
+          </w:p>
+        </w:tc>
+        <w:tc>
+          <w:p>
+            <w:pPr>
+              <w:pStyle w:val="Compact"/>
+              <w:jc w:val="left"/>
+            </w:pPr>
+            <w:r>
+              <w:t xml:space="preserve">Lo más difícil fue ___ porque ___.</w:t>
+            </w:r>
+          </w:p>
+        </w:tc>
+      </w:tr>
+      <w:tr>
+        <w:tc>
+          <w:p>
+            <w:pPr>
+              <w:pStyle w:val="Compact"/>
+              <w:jc w:val="left"/>
+            </w:pPr>
+            <w:r>
+              <w:t xml:space="preserve">It got easier when ___. / It never got easier.</w:t>
+            </w:r>
+          </w:p>
+        </w:tc>
+        <w:tc>
+          <w:p>
+            <w:pPr>
+              <w:pStyle w:val="Compact"/>
+              <w:jc w:val="left"/>
+            </w:pPr>
+            <w:r>
+              <w:t xml:space="preserve">Se hizo más fácil cuando ___. / Nunca se hizo más fácil.</w:t>
+            </w:r>
+          </w:p>
+        </w:tc>
+      </w:tr>
+      <w:tr>
+        <w:tc>
+          <w:p>
+            <w:pPr>
+              <w:pStyle w:val="Compact"/>
+              <w:jc w:val="left"/>
+            </w:pPr>
+            <w:r>
+              <w:t xml:space="preserve">I am proudest of ___ because ___.</w:t>
+            </w:r>
+          </w:p>
+        </w:tc>
+        <w:tc>
+          <w:p>
+            <w:pPr>
+              <w:pStyle w:val="Compact"/>
+              <w:jc w:val="left"/>
+            </w:pPr>
+            <w:r>
+              <w:t xml:space="preserve">Estoy más orgulloso de ___ porque ___.</w:t>
+            </w:r>
+          </w:p>
+        </w:tc>
+      </w:tr>
+      <w:tr>
+        <w:tc>
+          <w:p>
+            <w:pPr>
+              <w:pStyle w:val="Compact"/>
+              <w:jc w:val="left"/>
+            </w:pPr>
+            <w:r>
+              <w:t xml:space="preserve">The skill I will use first is</w:t>
             </w:r>
             <w:r>
               <w:t xml:space="preserve"> </w:t>
@@ -1716,7 +1806,7 @@
                 <w:i/>
                 <w:b/>
               </w:rPr>
-              <w:t xml:space="preserve">. Ahora puedo</w:t>
+              <w:t xml:space="preserve">, and I will use it in</w:t>
             </w:r>
             <w:r>
               <w:rPr>
@@ -1726,204 +1816,21 @@
               <w:t xml:space="preserve"> </w:t>
             </w:r>
             <w:r>
-              <w:t xml:space="preserve">.</w:t>
-            </w:r>
-          </w:p>
-        </w:tc>
-      </w:tr>
-      <w:tr>
-        <w:tc>
-          <w:p>
-            <w:pPr>
-              <w:pStyle w:val="Compact"/>
-              <w:jc w:val="left"/>
-            </w:pPr>
-            <w:r>
-              <w:t xml:space="preserve">The proof is ___ in my folder.</w:t>
-            </w:r>
-          </w:p>
-        </w:tc>
-        <w:tc>
-          <w:p>
-            <w:pPr>
-              <w:pStyle w:val="Compact"/>
-              <w:jc w:val="left"/>
-            </w:pPr>
-            <w:r>
-              <w:t xml:space="preserve">Kanıtı dosyamdaki ___.</w:t>
-            </w:r>
-          </w:p>
-        </w:tc>
-        <w:tc>
-          <w:p>
-            <w:pPr>
-              <w:pStyle w:val="Compact"/>
-              <w:jc w:val="left"/>
-            </w:pPr>
-            <w:r>
-              <w:t xml:space="preserve">A prova é ___ na minha pasta.</w:t>
-            </w:r>
-          </w:p>
-        </w:tc>
-        <w:tc>
-          <w:p>
-            <w:pPr>
-              <w:pStyle w:val="Compact"/>
-              <w:jc w:val="left"/>
-            </w:pPr>
-            <w:r>
-              <w:t xml:space="preserve">La prueba es ___ en mi carpeta.</w:t>
-            </w:r>
-          </w:p>
-        </w:tc>
-      </w:tr>
-      <w:tr>
-        <w:tc>
-          <w:p>
-            <w:pPr>
-              <w:pStyle w:val="Compact"/>
-              <w:jc w:val="left"/>
-            </w:pPr>
-            <w:r>
-              <w:t xml:space="preserve">The hardest thing was ___ because ___.</w:t>
-            </w:r>
-          </w:p>
-        </w:tc>
-        <w:tc>
-          <w:p>
-            <w:pPr>
-              <w:pStyle w:val="Compact"/>
-              <w:jc w:val="left"/>
-            </w:pPr>
-            <w:r>
-              <w:t xml:space="preserve">En zor şey ___ idi çünkü ___.</w:t>
-            </w:r>
-          </w:p>
-        </w:tc>
-        <w:tc>
-          <w:p>
-            <w:pPr>
-              <w:pStyle w:val="Compact"/>
-              <w:jc w:val="left"/>
-            </w:pPr>
-            <w:r>
-              <w:t xml:space="preserve">A coisa mais difícil foi ___ porque ___.</w:t>
-            </w:r>
-          </w:p>
-        </w:tc>
-        <w:tc>
-          <w:p>
-            <w:pPr>
-              <w:pStyle w:val="Compact"/>
-              <w:jc w:val="left"/>
-            </w:pPr>
-            <w:r>
-              <w:t xml:space="preserve">Lo más difícil fue ___ porque ___.</w:t>
-            </w:r>
-          </w:p>
-        </w:tc>
-      </w:tr>
-      <w:tr>
-        <w:tc>
-          <w:p>
-            <w:pPr>
-              <w:pStyle w:val="Compact"/>
-              <w:jc w:val="left"/>
-            </w:pPr>
-            <w:r>
-              <w:t xml:space="preserve">It got easier when ___. / It never got easier.</w:t>
-            </w:r>
-          </w:p>
-        </w:tc>
-        <w:tc>
-          <w:p>
-            <w:pPr>
-              <w:pStyle w:val="Compact"/>
-              <w:jc w:val="left"/>
-            </w:pPr>
-            <w:r>
-              <w:t xml:space="preserve">___ olduğunda kolaylaştı. / Hiç kolaylaşmadı.</w:t>
-            </w:r>
-          </w:p>
-        </w:tc>
-        <w:tc>
-          <w:p>
-            <w:pPr>
-              <w:pStyle w:val="Compact"/>
-              <w:jc w:val="left"/>
-            </w:pPr>
-            <w:r>
-              <w:t xml:space="preserve">Ficou mais fácil quando ___. / Nunca ficou mais fácil.</w:t>
-            </w:r>
-          </w:p>
-        </w:tc>
-        <w:tc>
-          <w:p>
-            <w:pPr>
-              <w:pStyle w:val="Compact"/>
-              <w:jc w:val="left"/>
-            </w:pPr>
-            <w:r>
-              <w:t xml:space="preserve">Se hizo más fácil cuando ___. / Nunca se hizo más fácil.</w:t>
-            </w:r>
-          </w:p>
-        </w:tc>
-      </w:tr>
-      <w:tr>
-        <w:tc>
-          <w:p>
-            <w:pPr>
-              <w:pStyle w:val="Compact"/>
-              <w:jc w:val="left"/>
-            </w:pPr>
-            <w:r>
-              <w:t xml:space="preserve">I am proudest of ___ because ___.</w:t>
-            </w:r>
-          </w:p>
-        </w:tc>
-        <w:tc>
-          <w:p>
-            <w:pPr>
-              <w:pStyle w:val="Compact"/>
-              <w:jc w:val="left"/>
-            </w:pPr>
-            <w:r>
-              <w:t xml:space="preserve">En çok ___ ile gurur duyuyorum çünkü ___.</w:t>
-            </w:r>
-          </w:p>
-        </w:tc>
-        <w:tc>
-          <w:p>
-            <w:pPr>
-              <w:pStyle w:val="Compact"/>
-              <w:jc w:val="left"/>
-            </w:pPr>
-            <w:r>
-              <w:t xml:space="preserve">Eu tenho mais orgulho de ___ porque ___.</w:t>
-            </w:r>
-          </w:p>
-        </w:tc>
-        <w:tc>
-          <w:p>
-            <w:pPr>
-              <w:pStyle w:val="Compact"/>
-              <w:jc w:val="left"/>
-            </w:pPr>
-            <w:r>
-              <w:t xml:space="preserve">Estoy más orgulloso de ___ porque ___.</w:t>
-            </w:r>
-          </w:p>
-        </w:tc>
-      </w:tr>
-      <w:tr>
-        <w:tc>
-          <w:p>
-            <w:pPr>
-              <w:pStyle w:val="Compact"/>
-              <w:jc w:val="left"/>
-            </w:pPr>
-            <w:r>
-              <w:t xml:space="preserve">The skill I will use first is</w:t>
+              <w:t xml:space="preserve"> </w:t>
+            </w:r>
+            <w:r>
+              <w:t xml:space="preserve">when I ___.</w:t>
+            </w:r>
+          </w:p>
+        </w:tc>
+        <w:tc>
+          <w:p>
+            <w:pPr>
+              <w:pStyle w:val="Compact"/>
+              <w:jc w:val="left"/>
+            </w:pPr>
+            <w:r>
+              <w:t xml:space="preserve">La habilidad que usaré primero es</w:t>
             </w:r>
             <w:r>
               <w:t xml:space="preserve"> </w:t>
@@ -1933,7 +1840,7 @@
                 <w:i/>
                 <w:b/>
               </w:rPr>
-              <w:t xml:space="preserve">, and I will use it in</w:t>
+              <w:t xml:space="preserve">, y la usaré en</w:t>
             </w:r>
             <w:r>
               <w:rPr>
@@ -1946,85 +1853,6 @@
               <w:t xml:space="preserve"> </w:t>
             </w:r>
             <w:r>
-              <w:t xml:space="preserve">when I ___.</w:t>
-            </w:r>
-          </w:p>
-        </w:tc>
-        <w:tc>
-          <w:p>
-            <w:pPr>
-              <w:pStyle w:val="Compact"/>
-              <w:jc w:val="left"/>
-            </w:pPr>
-            <w:r>
-              <w:t xml:space="preserve">İlk kullanacağım beceri ___ ve onu ___ ayında ___ yaparken kullanacağım.</w:t>
-            </w:r>
-          </w:p>
-        </w:tc>
-        <w:tc>
-          <w:p>
-            <w:pPr>
-              <w:pStyle w:val="Compact"/>
-              <w:jc w:val="left"/>
-            </w:pPr>
-            <w:r>
-              <w:t xml:space="preserve">A habilidade que vou usar primeiro é</w:t>
-            </w:r>
-            <w:r>
-              <w:t xml:space="preserve"> </w:t>
-            </w:r>
-            <w:r>
-              <w:rPr>
-                <w:i/>
-                <w:b/>
-              </w:rPr>
-              <w:t xml:space="preserve">, e vou usar em</w:t>
-            </w:r>
-            <w:r>
-              <w:rPr>
-                <w:i/>
-                <w:b/>
-              </w:rPr>
-              <w:t xml:space="preserve"> </w:t>
-            </w:r>
-            <w:r>
-              <w:t xml:space="preserve"> </w:t>
-            </w:r>
-            <w:r>
-              <w:t xml:space="preserve">quando eu ___.</w:t>
-            </w:r>
-          </w:p>
-        </w:tc>
-        <w:tc>
-          <w:p>
-            <w:pPr>
-              <w:pStyle w:val="Compact"/>
-              <w:jc w:val="left"/>
-            </w:pPr>
-            <w:r>
-              <w:t xml:space="preserve">La habilidad que usaré primero es</w:t>
-            </w:r>
-            <w:r>
-              <w:t xml:space="preserve"> </w:t>
-            </w:r>
-            <w:r>
-              <w:rPr>
-                <w:i/>
-                <w:b/>
-              </w:rPr>
-              <w:t xml:space="preserve">, y la usaré en</w:t>
-            </w:r>
-            <w:r>
-              <w:rPr>
-                <w:i/>
-                <w:b/>
-              </w:rPr>
-              <w:t xml:space="preserve"> </w:t>
-            </w:r>
-            <w:r>
-              <w:t xml:space="preserve"> </w:t>
-            </w:r>
-            <w:r>
               <w:t xml:space="preserve">cuando ___.</w:t>
             </w:r>
           </w:p>
@@ -2039,28 +1867,6 @@
             </w:pPr>
             <w:r>
               <w:t xml:space="preserve">This artifact proves I can ___.</w:t>
-            </w:r>
-          </w:p>
-        </w:tc>
-        <w:tc>
-          <w:p>
-            <w:pPr>
-              <w:pStyle w:val="Compact"/>
-              <w:jc w:val="left"/>
-            </w:pPr>
-            <w:r>
-              <w:t xml:space="preserve">Bu belge ___ yapabildiğimi kanıtlıyor.</w:t>
-            </w:r>
-          </w:p>
-        </w:tc>
-        <w:tc>
-          <w:p>
-            <w:pPr>
-              <w:pStyle w:val="Compact"/>
-              <w:jc w:val="left"/>
-            </w:pPr>
-            <w:r>
-              <w:t xml:space="preserve">Este item prova que eu sei ___.</w:t>
             </w:r>
           </w:p>
         </w:tc>
@@ -2113,8 +1919,11 @@
       </w:r>
     </w:p>
     <w:p>
-      <w:r>
-        <w:br w:type="page"/>
+      <w:pPr>
+        <w:pStyle w:val="BodyText"/>
+      </w:pPr>
+      <w:r>
+        <w:t xml:space="preserve">____________________________________________________________________</w:t>
       </w:r>
     </w:p>
     <w:sectPr>

--- a/downloads/handouts/Unit 07/Handout 07.12 - Portfolio Checklist and Year Reflection.docx
+++ b/downloads/handouts/Unit 07/Handout 07.12 - Portfolio Checklist and Year Reflection.docx
@@ -57,7 +57,7 @@
         <w:pStyle w:val="FirstParagraph"/>
       </w:pPr>
       <w:r>
-        <w:t xml:space="preserve">Twelve items. Six of them are from these last two weeks. Six of them are one thing from each unit, and</w:t>
+        <w:t xml:space="preserve">A portfolio is a folder of your own work that proves what you can do. Twelve items go in it. Six are from these last two weeks. Six are one thing from each unit, and</w:t>
       </w:r>
       <w:r>
         <w:t xml:space="preserve"> </w:t>
@@ -411,7 +411,7 @@
               <w:t xml:space="preserve"> </w:t>
             </w:r>
             <w:r>
-              <w:t xml:space="preserve">(the one a peer filled in about me)</w:t>
+              <w:t xml:space="preserve">(the one a classmate filled in about me)</w:t>
             </w:r>
           </w:p>
         </w:tc>
@@ -535,9 +535,9 @@
       <w:pPr>
         <w:pStyle w:val="Heading2"/>
       </w:pPr>
-      <w:bookmarkStart w:id="23" w:name="one-artifact-from-each-unit.-you-pick."/>
-      <w:r>
-        <w:t xml:space="preserve">One artifact from each unit. You pick.</w:t>
+      <w:bookmarkStart w:id="23" w:name="Xe60a4a2dafaac5d701d4eae2ddf0b0da6551d57"/>
+      <w:r>
+        <w:t xml:space="preserve">One piece of work from each unit. You pick.</w:t>
       </w:r>
       <w:bookmarkEnd w:id="23"/>
     </w:p>
@@ -1202,7 +1202,7 @@
         <w:rPr>
           <w:b/>
         </w:rPr>
-        <w:t xml:space="preserve">Write in silence. Every answer names something in your folder. There are no wrong answers here, and this is not graded for spelling.</w:t>
+        <w:t xml:space="preserve">Write in silence. Every answer names something in your folder. There are no wrong answers here. This is not graded for spelling.</w:t>
       </w:r>
     </w:p>
     <w:p>
@@ -1245,7 +1245,7 @@
         <w:pStyle w:val="BodyText"/>
       </w:pPr>
       <w:r>
-        <w:t xml:space="preserve">____________________________________________________________________</w:t>
+        <w:t xml:space="preserve">Line 1: ____________________________________________________________________</w:t>
       </w:r>
     </w:p>
     <w:p>
@@ -1253,7 +1253,7 @@
         <w:pStyle w:val="BodyText"/>
       </w:pPr>
       <w:r>
-        <w:t xml:space="preserve">____________________________________________________________________</w:t>
+        <w:t xml:space="preserve">Line 2: ____________________________________________________________________</w:t>
       </w:r>
     </w:p>
     <w:p>
@@ -1261,7 +1261,7 @@
         <w:pStyle w:val="BodyText"/>
       </w:pPr>
       <w:r>
-        <w:t xml:space="preserve">____________________________________________________________________</w:t>
+        <w:t xml:space="preserve">Line 3: ____________________________________________________________________</w:t>
       </w:r>
     </w:p>
     <w:p>
@@ -1287,7 +1287,7 @@
         <w:pStyle w:val="FirstParagraph"/>
       </w:pPr>
       <w:r>
-        <w:t xml:space="preserve">Say what made it hard. Then say whether it got easier.</w:t>
+        <w:t xml:space="preserve">Say what made it hard. Then say if it got easier.</w:t>
       </w:r>
       <w:r>
         <w:t xml:space="preserve"> </w:t>
@@ -1304,7 +1304,7 @@
         <w:pStyle w:val="BodyText"/>
       </w:pPr>
       <w:r>
-        <w:t xml:space="preserve">____________________________________________________________________</w:t>
+        <w:t xml:space="preserve">Line 1: ____________________________________________________________________</w:t>
       </w:r>
     </w:p>
     <w:p>
@@ -1312,7 +1312,7 @@
         <w:pStyle w:val="BodyText"/>
       </w:pPr>
       <w:r>
-        <w:t xml:space="preserve">____________________________________________________________________</w:t>
+        <w:t xml:space="preserve">Line 2: ____________________________________________________________________</w:t>
       </w:r>
     </w:p>
     <w:p>
@@ -1320,7 +1320,7 @@
         <w:pStyle w:val="BodyText"/>
       </w:pPr>
       <w:r>
-        <w:t xml:space="preserve">____________________________________________________________________</w:t>
+        <w:t xml:space="preserve">Line 3: ____________________________________________________________________</w:t>
       </w:r>
     </w:p>
     <w:p>
@@ -1361,7 +1361,7 @@
         <w:pStyle w:val="BodyText"/>
       </w:pPr>
       <w:r>
-        <w:t xml:space="preserve">____________________________________________________________________</w:t>
+        <w:t xml:space="preserve">Line 1: ____________________________________________________________________</w:t>
       </w:r>
     </w:p>
     <w:p>
@@ -1369,7 +1369,7 @@
         <w:pStyle w:val="BodyText"/>
       </w:pPr>
       <w:r>
-        <w:t xml:space="preserve">____________________________________________________________________</w:t>
+        <w:t xml:space="preserve">Line 2: ____________________________________________________________________</w:t>
       </w:r>
     </w:p>
     <w:p>
@@ -1377,7 +1377,7 @@
         <w:pStyle w:val="BodyText"/>
       </w:pPr>
       <w:r>
-        <w:t xml:space="preserve">____________________________________________________________________</w:t>
+        <w:t xml:space="preserve">Line 3: ____________________________________________________________________</w:t>
       </w:r>
     </w:p>
     <w:p>
@@ -1452,7 +1452,7 @@
         <w:pStyle w:val="BodyText"/>
       </w:pPr>
       <w:r>
-        <w:t xml:space="preserve">____________________________________________________________________</w:t>
+        <w:t xml:space="preserve">Line 2: ____________________________________________________________________</w:t>
       </w:r>
     </w:p>
     <w:p>
@@ -1487,7 +1487,7 @@
         <w:pStyle w:val="BodyText"/>
       </w:pPr>
       <w:r>
-        <w:t xml:space="preserve">____________________________________________________________________</w:t>
+        <w:t xml:space="preserve">Line 1: ____________________________________________________________________</w:t>
       </w:r>
     </w:p>
     <w:p>
@@ -1533,7 +1533,7 @@
         <w:rPr>
           <w:b/>
         </w:rPr>
-        <w:t xml:space="preserve">One career I ruled out this year, and why:</w:t>
+        <w:t xml:space="preserve">One career I decided against this year, and why:</w:t>
       </w:r>
       <w:r>
         <w:t xml:space="preserve"> </w:t>
@@ -1547,7 +1547,7 @@
         <w:pStyle w:val="BodyText"/>
       </w:pPr>
       <w:r>
-        <w:t xml:space="preserve">____________________________________________________________________</w:t>
+        <w:t xml:space="preserve">Line 2: ____________________________________________________________________</w:t>
       </w:r>
     </w:p>
     <w:p>
@@ -1566,7 +1566,7 @@
         <w:pStyle w:val="BodyText"/>
       </w:pPr>
       <w:r>
-        <w:t xml:space="preserve">____________________________________________________________________</w:t>
+        <w:t xml:space="preserve">Line 1: ____________________________________________________________________</w:t>
       </w:r>
     </w:p>
     <w:p>
@@ -1866,7 +1866,7 @@
               <w:jc w:val="left"/>
             </w:pPr>
             <w:r>
-              <w:t xml:space="preserve">This artifact proves I can ___.</w:t>
+              <w:t xml:space="preserve">This piece of work proves I can ___.</w:t>
             </w:r>
           </w:p>
         </w:tc>
@@ -1923,7 +1923,7 @@
         <w:pStyle w:val="BodyText"/>
       </w:pPr>
       <w:r>
-        <w:t xml:space="preserve">____________________________________________________________________</w:t>
+        <w:t xml:space="preserve">Line 2: ____________________________________________________________________</w:t>
       </w:r>
     </w:p>
     <w:sectPr>
